--- a/Fase 1/Individuales/Martín Labra/1.2_APT122_DiarioReflexionFase1.docx
+++ b/Fase 1/Individuales/Martín Labra/1.2_APT122_DiarioReflexionFase1.docx
@@ -1,6 +1,6 @@
 
 <file path=word/document.xml><?xml version="1.0" encoding="utf-8"?>
-<w:document xmlns:wpc="http://schemas.microsoft.com/office/word/2010/wordprocessingCanvas" xmlns:cx="http://schemas.microsoft.com/office/drawing/2014/chartex" xmlns:cx1="http://schemas.microsoft.com/office/drawing/2015/9/8/chartex" xmlns:cx2="http://schemas.microsoft.com/office/drawing/2015/10/21/chartex" xmlns:cx3="http://schemas.microsoft.com/office/drawing/2016/5/9/chartex" xmlns:cx4="http://schemas.microsoft.com/office/drawing/2016/5/10/chartex" xmlns:cx5="http://schemas.microsoft.com/office/drawing/2016/5/11/chartex" xmlns:cx6="http://schemas.microsoft.com/office/drawing/2016/5/12/chartex" xmlns:cx7="http://schemas.microsoft.com/office/drawing/2016/5/13/chartex" xmlns:cx8="http://schemas.microsoft.com/office/drawing/2016/5/14/chartex" xmlns:mc="http://schemas.openxmlformats.org/markup-compatibility/2006" xmlns:aink="http://schemas.microsoft.com/office/drawing/2016/ink" xmlns:am3d="http://schemas.microsoft.com/office/drawing/2017/model3d" xmlns:o="urn:schemas-microsoft-com:office:office" xmlns:r="http://schemas.openxmlformats.org/officeDocument/2006/relationships" xmlns:m="http://schemas.openxmlformats.org/officeDocument/2006/math" xmlns:v="urn:schemas-microsoft-com:vml" xmlns:wp14="http://schemas.microsoft.com/office/word/2010/wordprocessingDrawing" xmlns:wp="http://schemas.openxmlformats.org/drawingml/2006/wordprocessingDrawing" xmlns:w10="urn:schemas-microsoft-com:office:word" xmlns:w="http://schemas.openxmlformats.org/wordprocessingml/2006/main" xmlns:w14="http://schemas.microsoft.com/office/word/2010/wordml" xmlns:w15="http://schemas.microsoft.com/office/word/2012/wordml" xmlns:w16cex="http://schemas.microsoft.com/office/word/2018/wordml/cex" xmlns:w16cid="http://schemas.microsoft.com/office/word/2016/wordml/cid" xmlns:w16="http://schemas.microsoft.com/office/word/2018/wordml" xmlns:w16sdtdh="http://schemas.microsoft.com/office/word/2020/wordml/sdtdatahash" xmlns:w16se="http://schemas.microsoft.com/office/word/2015/wordml/symex" xmlns:wpg="http://schemas.microsoft.com/office/word/2010/wordprocessingGroup" xmlns:wpi="http://schemas.microsoft.com/office/word/2010/wordprocessingInk" xmlns:wne="http://schemas.microsoft.com/office/word/2006/wordml" xmlns:wps="http://schemas.microsoft.com/office/word/2010/wordprocessingShape" mc:Ignorable="w14 w15 w16se w16cid w16 w16cex w16sdtdh wp14">
+<w:document xmlns:wpc="http://schemas.microsoft.com/office/word/2010/wordprocessingCanvas" xmlns:cx="http://schemas.microsoft.com/office/drawing/2014/chartex" xmlns:cx1="http://schemas.microsoft.com/office/drawing/2015/9/8/chartex" xmlns:cx2="http://schemas.microsoft.com/office/drawing/2015/10/21/chartex" xmlns:cx3="http://schemas.microsoft.com/office/drawing/2016/5/9/chartex" xmlns:cx4="http://schemas.microsoft.com/office/drawing/2016/5/10/chartex" xmlns:cx5="http://schemas.microsoft.com/office/drawing/2016/5/11/chartex" xmlns:cx6="http://schemas.microsoft.com/office/drawing/2016/5/12/chartex" xmlns:cx7="http://schemas.microsoft.com/office/drawing/2016/5/13/chartex" xmlns:cx8="http://schemas.microsoft.com/office/drawing/2016/5/14/chartex" xmlns:mc="http://schemas.openxmlformats.org/markup-compatibility/2006" xmlns:aink="http://schemas.microsoft.com/office/drawing/2016/ink" xmlns:am3d="http://schemas.microsoft.com/office/drawing/2017/model3d" xmlns:o="urn:schemas-microsoft-com:office:office" xmlns:oel="http://schemas.microsoft.com/office/2019/extlst" xmlns:r="http://schemas.openxmlformats.org/officeDocument/2006/relationships" xmlns:m="http://schemas.openxmlformats.org/officeDocument/2006/math" xmlns:v="urn:schemas-microsoft-com:vml" xmlns:wp14="http://schemas.microsoft.com/office/word/2010/wordprocessingDrawing" xmlns:wp="http://schemas.openxmlformats.org/drawingml/2006/wordprocessingDrawing" xmlns:w10="urn:schemas-microsoft-com:office:word" xmlns:w="http://schemas.openxmlformats.org/wordprocessingml/2006/main" xmlns:w14="http://schemas.microsoft.com/office/word/2010/wordml" xmlns:w15="http://schemas.microsoft.com/office/word/2012/wordml" xmlns:w16cex="http://schemas.microsoft.com/office/word/2018/wordml/cex" xmlns:w16cid="http://schemas.microsoft.com/office/word/2016/wordml/cid" xmlns:w16="http://schemas.microsoft.com/office/word/2018/wordml" xmlns:w16du="http://schemas.microsoft.com/office/word/2023/wordml/word16du" xmlns:w16sdtdh="http://schemas.microsoft.com/office/word/2020/wordml/sdtdatahash" xmlns:w16sdtfl="http://schemas.microsoft.com/office/word/2024/wordml/sdtformatlock" xmlns:w16se="http://schemas.microsoft.com/office/word/2015/wordml/symex" xmlns:wpg="http://schemas.microsoft.com/office/word/2010/wordprocessingGroup" xmlns:wpi="http://schemas.microsoft.com/office/word/2010/wordprocessingInk" xmlns:wne="http://schemas.microsoft.com/office/word/2006/wordml" xmlns:wps="http://schemas.microsoft.com/office/word/2010/wordprocessingShape" mc:Ignorable="w14 w15 w16se w16cid w16 w16cex w16sdtdh w16sdtfl w16du wp14">
   <w:body>
     <w:p/>
     <w:tbl>
@@ -328,7 +328,6 @@
             <w:pPr>
               <w:rPr>
                 <w:rFonts w:eastAsiaTheme="majorEastAsia"/>
-                <w:color w:val="767171" w:themeColor="background2" w:themeShade="80"/>
                 <w:sz w:val="24"/>
                 <w:szCs w:val="24"/>
               </w:rPr>
@@ -359,6 +358,16 @@
                 <w:szCs w:val="24"/>
               </w:rPr>
             </w:pPr>
+          </w:p>
+          <w:p>
+            <w:pPr>
+              <w:rPr>
+                <w:rFonts w:eastAsiaTheme="majorEastAsia"/>
+                <w:color w:val="767171" w:themeColor="background2" w:themeShade="80"/>
+                <w:sz w:val="24"/>
+                <w:szCs w:val="24"/>
+              </w:rPr>
+            </w:pPr>
             <w:r>
               <w:rPr>
                 <w:rFonts w:eastAsiaTheme="majorEastAsia"/>
@@ -366,8 +375,38 @@
                 <w:sz w:val="24"/>
                 <w:szCs w:val="24"/>
               </w:rPr>
-              <w:t>Programacion web, gestión de proyectos, gestión de riesgos, minería de datos, ya que son áreas actuales y demandadas en el rubro y son algunas de las áreas en las que me gustaría trabajar.</w:t>
+              <w:t xml:space="preserve">Las asignaturas que más me gustaron fueron las de programación, toda esa rama de certificaciones. Principalmente porque más allá de programar nos enseñaron a hacer un análisis de un problema y planificar </w:t>
             </w:r>
+            <w:proofErr w:type="gramStart"/>
+            <w:r>
+              <w:rPr>
+                <w:rFonts w:eastAsiaTheme="majorEastAsia"/>
+                <w:color w:val="767171" w:themeColor="background2" w:themeShade="80"/>
+                <w:sz w:val="24"/>
+                <w:szCs w:val="24"/>
+              </w:rPr>
+              <w:t>un solución</w:t>
+            </w:r>
+            <w:proofErr w:type="gramEnd"/>
+            <w:r>
+              <w:rPr>
+                <w:rFonts w:eastAsiaTheme="majorEastAsia"/>
+                <w:color w:val="767171" w:themeColor="background2" w:themeShade="80"/>
+                <w:sz w:val="24"/>
+                <w:szCs w:val="24"/>
+              </w:rPr>
+              <w:t xml:space="preserve"> antes de empezar a programar. </w:t>
+            </w:r>
+          </w:p>
+          <w:p>
+            <w:pPr>
+              <w:rPr>
+                <w:rFonts w:eastAsiaTheme="majorEastAsia"/>
+                <w:color w:val="767171" w:themeColor="background2" w:themeShade="80"/>
+                <w:sz w:val="24"/>
+                <w:szCs w:val="24"/>
+              </w:rPr>
+            </w:pPr>
           </w:p>
           <w:p>
             <w:pPr>
@@ -460,16 +499,15 @@
                 <w:szCs w:val="24"/>
               </w:rPr>
             </w:pPr>
-          </w:p>
-          <w:p>
-            <w:pPr>
+            <w:r>
               <w:rPr>
                 <w:rFonts w:eastAsiaTheme="majorEastAsia"/>
                 <w:color w:val="767171" w:themeColor="background2" w:themeShade="80"/>
                 <w:sz w:val="24"/>
                 <w:szCs w:val="24"/>
               </w:rPr>
-            </w:pPr>
+              <w:t xml:space="preserve">Valor en cuanto a lo aprendido si, ya que son la base para seguir aprendiendo por nuestra cuenta. Si lo vemos por el lado de valor laboral, la verdad es que no tienen mucho valor, ya que son insuficientes como para acreditar conocimientos para un trabajo debido a que son certificaciones muy básicas. </w:t>
+            </w:r>
           </w:p>
           <w:p>
             <w:pPr>
@@ -480,15 +518,26 @@
                 <w:szCs w:val="24"/>
               </w:rPr>
             </w:pPr>
-            <w:r>
+          </w:p>
+          <w:p>
+            <w:pPr>
               <w:rPr>
                 <w:rFonts w:eastAsiaTheme="majorEastAsia"/>
                 <w:color w:val="767171" w:themeColor="background2" w:themeShade="80"/>
                 <w:sz w:val="24"/>
                 <w:szCs w:val="24"/>
               </w:rPr>
-              <w:t>Si, ya que prueban mis habilidades y le da mas confianza al mundo laboral.</w:t>
-            </w:r>
+            </w:pPr>
+          </w:p>
+          <w:p>
+            <w:pPr>
+              <w:rPr>
+                <w:rFonts w:eastAsiaTheme="majorEastAsia"/>
+                <w:color w:val="767171" w:themeColor="background2" w:themeShade="80"/>
+                <w:sz w:val="24"/>
+                <w:szCs w:val="24"/>
+              </w:rPr>
+            </w:pPr>
           </w:p>
           <w:p>
             <w:pPr>
@@ -659,7 +708,6 @@
                 <w:sz w:val="24"/>
                 <w:szCs w:val="24"/>
               </w:rPr>
-              <w:lastRenderedPageBreak/>
               <w:t xml:space="preserve">2. Revisa las competencias y unidades de competencias correspondientes a cada asignatura de la malla de tu carrera. Marca en </w:t>
             </w:r>
             <w:r>
@@ -811,7 +859,7 @@
               <w:jc w:val="both"/>
               <w:rPr>
                 <w:rFonts w:eastAsiaTheme="majorEastAsia"/>
-                <w:color w:val="767171" w:themeColor="background2" w:themeShade="80"/>
+                <w:color w:val="000000" w:themeColor="text1"/>
                 <w:sz w:val="24"/>
                 <w:szCs w:val="24"/>
               </w:rPr>
@@ -819,20 +867,58 @@
             <w:r>
               <w:rPr>
                 <w:rFonts w:eastAsiaTheme="majorEastAsia"/>
-                <w:color w:val="767171" w:themeColor="background2" w:themeShade="80"/>
-                <w:sz w:val="24"/>
-                <w:szCs w:val="24"/>
-              </w:rPr>
-              <w:t>C</w:t>
+                <w:color w:val="000000" w:themeColor="text1"/>
+                <w:sz w:val="24"/>
+                <w:szCs w:val="24"/>
+              </w:rPr>
+              <w:t xml:space="preserve">Considero que tengo mas desarrollado todas las competencias de </w:t>
             </w:r>
             <w:r>
               <w:rPr>
                 <w:rFonts w:eastAsiaTheme="majorEastAsia"/>
-                <w:color w:val="767171" w:themeColor="background2" w:themeShade="80"/>
-                <w:sz w:val="24"/>
-                <w:szCs w:val="24"/>
-              </w:rPr>
-              <w:t>onsidero que tengo interés y habilidades en el desarrollo web, especialmente en la creación de aplicaciones y sitios que permitan resolver necesidades concretas.</w:t>
+                <w:color w:val="70AD47" w:themeColor="accent6"/>
+                <w:sz w:val="24"/>
+                <w:szCs w:val="24"/>
+              </w:rPr>
+              <w:t xml:space="preserve">desarrollo de </w:t>
+            </w:r>
+            <w:proofErr w:type="gramStart"/>
+            <w:r>
+              <w:rPr>
+                <w:rFonts w:eastAsiaTheme="majorEastAsia"/>
+                <w:color w:val="70AD47" w:themeColor="accent6"/>
+                <w:sz w:val="24"/>
+                <w:szCs w:val="24"/>
+              </w:rPr>
+              <w:t>software</w:t>
+            </w:r>
+            <w:r>
+              <w:rPr>
+                <w:rFonts w:eastAsiaTheme="majorEastAsia"/>
+                <w:color w:val="000000" w:themeColor="text1"/>
+                <w:sz w:val="24"/>
+                <w:szCs w:val="24"/>
+              </w:rPr>
+              <w:t xml:space="preserve">  </w:t>
+            </w:r>
+            <w:r>
+              <w:rPr>
+                <w:rFonts w:eastAsiaTheme="majorEastAsia"/>
+                <w:color w:val="000000" w:themeColor="text1"/>
+                <w:sz w:val="24"/>
+                <w:szCs w:val="24"/>
+              </w:rPr>
+              <w:t>Capacidad</w:t>
+            </w:r>
+            <w:proofErr w:type="gramEnd"/>
+            <w:r>
+              <w:rPr>
+                <w:rFonts w:eastAsiaTheme="majorEastAsia"/>
+                <w:color w:val="000000" w:themeColor="text1"/>
+                <w:sz w:val="24"/>
+                <w:szCs w:val="24"/>
+              </w:rPr>
+              <w:t xml:space="preserve"> para estructurar algoritmos claros, manejar estructuras de control y construir lógica de negocio en lenguajes como Python o Java.</w:t>
             </w:r>
           </w:p>
           <w:p>
@@ -843,20 +929,11 @@
               <w:jc w:val="both"/>
               <w:rPr>
                 <w:rFonts w:eastAsiaTheme="majorEastAsia"/>
-                <w:color w:val="767171" w:themeColor="background2" w:themeShade="80"/>
-                <w:sz w:val="24"/>
-                <w:szCs w:val="24"/>
-              </w:rPr>
-            </w:pPr>
-            <w:r>
-              <w:rPr>
-                <w:rFonts w:eastAsiaTheme="majorEastAsia"/>
-                <w:color w:val="767171" w:themeColor="background2" w:themeShade="80"/>
-                <w:sz w:val="24"/>
-                <w:szCs w:val="24"/>
-              </w:rPr>
-              <w:t>Por otro lado, considero que debo seguir fortaleciendo mis conocimientos en análisis de datos y gestión de proyectos. Si bien son áreas que me interesan, quiero adquirir mayor experiencia práctica para poder trabajar con datos</w:t>
-            </w:r>
+                <w:color w:val="000000" w:themeColor="text1"/>
+                <w:sz w:val="24"/>
+                <w:szCs w:val="24"/>
+              </w:rPr>
+            </w:pPr>
           </w:p>
           <w:p>
             <w:pPr>
@@ -866,11 +943,60 @@
               <w:jc w:val="both"/>
               <w:rPr>
                 <w:rFonts w:eastAsiaTheme="majorEastAsia"/>
-                <w:color w:val="767171" w:themeColor="background2" w:themeShade="80"/>
-                <w:sz w:val="24"/>
-                <w:szCs w:val="24"/>
-              </w:rPr>
-            </w:pPr>
+                <w:color w:val="000000" w:themeColor="text1"/>
+                <w:sz w:val="24"/>
+                <w:szCs w:val="24"/>
+              </w:rPr>
+            </w:pPr>
+            <w:r>
+              <w:rPr>
+                <w:rFonts w:eastAsiaTheme="majorEastAsia"/>
+                <w:b/>
+                <w:bCs/>
+                <w:color w:val="EE0000"/>
+                <w:sz w:val="24"/>
+                <w:szCs w:val="24"/>
+              </w:rPr>
+              <w:t>Infraestructura Cloud y prácticas DevOps:</w:t>
+            </w:r>
+            <w:r>
+              <w:rPr>
+                <w:rFonts w:eastAsiaTheme="majorEastAsia"/>
+                <w:color w:val="EE0000"/>
+                <w:sz w:val="24"/>
+                <w:szCs w:val="24"/>
+              </w:rPr>
+              <w:t xml:space="preserve"> </w:t>
+            </w:r>
+            <w:r>
+              <w:rPr>
+                <w:rFonts w:eastAsiaTheme="majorEastAsia"/>
+                <w:color w:val="000000" w:themeColor="text1"/>
+                <w:sz w:val="24"/>
+                <w:szCs w:val="24"/>
+              </w:rPr>
+              <w:t>Profundizar en el despliegue continuo (CI/CD), contenedores (Docker/</w:t>
+            </w:r>
+            <w:proofErr w:type="spellStart"/>
+            <w:r>
+              <w:rPr>
+                <w:rFonts w:eastAsiaTheme="majorEastAsia"/>
+                <w:color w:val="000000" w:themeColor="text1"/>
+                <w:sz w:val="24"/>
+                <w:szCs w:val="24"/>
+              </w:rPr>
+              <w:t>Kubernetes</w:t>
+            </w:r>
+            <w:proofErr w:type="spellEnd"/>
+            <w:r>
+              <w:rPr>
+                <w:rFonts w:eastAsiaTheme="majorEastAsia"/>
+                <w:color w:val="000000" w:themeColor="text1"/>
+                <w:sz w:val="24"/>
+                <w:szCs w:val="24"/>
+              </w:rPr>
+              <w:t>) y administración de servicios en nubes como AWS o Azure.</w:t>
+            </w:r>
           </w:p>
           <w:p>
             <w:pPr>
@@ -967,72 +1093,6 @@
                 <w:color w:val="767171" w:themeColor="background2" w:themeShade="80"/>
                 <w:sz w:val="24"/>
                 <w:szCs w:val="24"/>
-              </w:rPr>
-            </w:pPr>
-          </w:p>
-          <w:p>
-            <w:pPr>
-              <w:tabs>
-                <w:tab w:val="left" w:pos="454"/>
-              </w:tabs>
-              <w:ind w:left="171"/>
-              <w:jc w:val="both"/>
-              <w:rPr>
-                <w:rFonts w:eastAsiaTheme="majorEastAsia"/>
-                <w:color w:val="767171" w:themeColor="background2" w:themeShade="80"/>
-                <w:sz w:val="24"/>
-                <w:szCs w:val="24"/>
-              </w:rPr>
-            </w:pPr>
-          </w:p>
-          <w:p>
-            <w:pPr>
-              <w:jc w:val="both"/>
-              <w:rPr>
-                <w:rFonts w:eastAsiaTheme="majorEastAsia"/>
-                <w:color w:val="767171" w:themeColor="background2" w:themeShade="80"/>
-                <w:sz w:val="24"/>
-                <w:szCs w:val="24"/>
-              </w:rPr>
-            </w:pPr>
-          </w:p>
-          <w:p>
-            <w:pPr>
-              <w:jc w:val="both"/>
-              <w:rPr>
-                <w:rFonts w:ascii="Calibri" w:hAnsi="Calibri"/>
-                <w:b/>
-                <w:bCs/>
-              </w:rPr>
-            </w:pPr>
-          </w:p>
-          <w:p>
-            <w:pPr>
-              <w:jc w:val="both"/>
-              <w:rPr>
-                <w:rFonts w:ascii="Calibri" w:hAnsi="Calibri"/>
-                <w:b/>
-                <w:bCs/>
-              </w:rPr>
-            </w:pPr>
-          </w:p>
-          <w:p>
-            <w:pPr>
-              <w:jc w:val="both"/>
-              <w:rPr>
-                <w:rFonts w:ascii="Calibri" w:hAnsi="Calibri"/>
-                <w:b/>
-                <w:bCs/>
-              </w:rPr>
-            </w:pPr>
-          </w:p>
-          <w:p>
-            <w:pPr>
-              <w:jc w:val="both"/>
-              <w:rPr>
-                <w:rFonts w:ascii="Calibri" w:hAnsi="Calibri"/>
-                <w:b/>
-                <w:bCs/>
               </w:rPr>
             </w:pPr>
           </w:p>
@@ -1301,20 +1361,16 @@
                 <w:szCs w:val="24"/>
               </w:rPr>
             </w:pPr>
-          </w:p>
-          <w:p>
-            <w:pPr>
-              <w:tabs>
-                <w:tab w:val="left" w:pos="454"/>
-              </w:tabs>
-              <w:jc w:val="both"/>
+            <w:r>
               <w:rPr>
                 <w:rFonts w:eastAsiaTheme="majorEastAsia"/>
                 <w:color w:val="767171" w:themeColor="background2" w:themeShade="80"/>
                 <w:sz w:val="24"/>
                 <w:szCs w:val="24"/>
               </w:rPr>
-            </w:pPr>
+              <w:t xml:space="preserve">Mis principales intereses profesionales se centran en el desarrollo de software a medida, la optimización de bases de datos y la integración de servicios digitales. Dentro de las áreas de la informática, la que más me atrae es el Desarrollo </w:t>
+            </w:r>
+            <w:proofErr w:type="spellStart"/>
             <w:r>
               <w:rPr>
                 <w:rFonts w:eastAsiaTheme="majorEastAsia"/>
@@ -1322,36 +1378,38 @@
                 <w:sz w:val="24"/>
                 <w:szCs w:val="24"/>
               </w:rPr>
-              <w:t>Desarrollo web, gestión de proyectos y análisis de datos son mis 3 interés, mucho mas la programación</w:t>
+              <w:t>Backend</w:t>
             </w:r>
-          </w:p>
-          <w:p>
-            <w:pPr>
-              <w:tabs>
-                <w:tab w:val="left" w:pos="454"/>
-              </w:tabs>
-              <w:jc w:val="both"/>
+            <w:proofErr w:type="spellEnd"/>
+            <w:r>
               <w:rPr>
                 <w:rFonts w:eastAsiaTheme="majorEastAsia"/>
                 <w:color w:val="767171" w:themeColor="background2" w:themeShade="80"/>
                 <w:sz w:val="24"/>
                 <w:szCs w:val="24"/>
               </w:rPr>
-            </w:pPr>
-          </w:p>
-          <w:p>
-            <w:pPr>
-              <w:tabs>
-                <w:tab w:val="left" w:pos="454"/>
-              </w:tabs>
-              <w:jc w:val="both"/>
+              <w:t xml:space="preserve"> y la Arquitectura de Sistemas, ya que me interesa resolver la lógica de negocio, estructurar </w:t>
+            </w:r>
+            <w:proofErr w:type="spellStart"/>
+            <w:r>
               <w:rPr>
                 <w:rFonts w:eastAsiaTheme="majorEastAsia"/>
                 <w:color w:val="767171" w:themeColor="background2" w:themeShade="80"/>
                 <w:sz w:val="24"/>
                 <w:szCs w:val="24"/>
               </w:rPr>
-            </w:pPr>
+              <w:t>APIs</w:t>
+            </w:r>
+            <w:proofErr w:type="spellEnd"/>
+            <w:r>
+              <w:rPr>
+                <w:rFonts w:eastAsiaTheme="majorEastAsia"/>
+                <w:color w:val="767171" w:themeColor="background2" w:themeShade="80"/>
+                <w:sz w:val="24"/>
+                <w:szCs w:val="24"/>
+              </w:rPr>
+              <w:t xml:space="preserve"> eficientes y asegurar que las plataformas sean estables, escalables y seguras frente a grandes volúmenes de usuarios.</w:t>
+            </w:r>
           </w:p>
           <w:p>
             <w:pPr>
@@ -1457,16 +1515,7 @@
                 <w:sz w:val="24"/>
                 <w:szCs w:val="24"/>
               </w:rPr>
-              <w:t>C</w:t>
-            </w:r>
-            <w:r>
-              <w:rPr>
-                <w:rFonts w:eastAsiaTheme="majorEastAsia"/>
-                <w:color w:val="767171" w:themeColor="background2" w:themeShade="80"/>
-                <w:sz w:val="24"/>
-                <w:szCs w:val="24"/>
-              </w:rPr>
-              <w:t>onsidero que tengo interés y habilidades en el desarrollo web, especialmente en la creación de aplicaciones y sitios que permitan resolver necesidades concretas.</w:t>
+              <w:t>Las competencias clave vinculadas a esta área son el dominio de lenguajes de programación robustos</w:t>
             </w:r>
           </w:p>
           <w:p>
@@ -1489,22 +1538,28 @@
                 <w:sz w:val="24"/>
                 <w:szCs w:val="24"/>
               </w:rPr>
-              <w:t>Por otro lado, considero que debo seguir fortaleciendo mis conocimientos en análisis de datos y gestión de proyectos. Si bien son áreas que me interesan, quiero adquirir mayor experiencia práctica para poder trabajar con datos</w:t>
+              <w:t xml:space="preserve">el diseño e indexación de bases de datos relacionales y no relacionales, la creación de </w:t>
             </w:r>
-          </w:p>
-          <w:p>
-            <w:pPr>
-              <w:tabs>
-                <w:tab w:val="left" w:pos="454"/>
-              </w:tabs>
-              <w:jc w:val="both"/>
+            <w:proofErr w:type="spellStart"/>
+            <w:r>
               <w:rPr>
                 <w:rFonts w:eastAsiaTheme="majorEastAsia"/>
                 <w:color w:val="767171" w:themeColor="background2" w:themeShade="80"/>
                 <w:sz w:val="24"/>
                 <w:szCs w:val="24"/>
               </w:rPr>
-            </w:pPr>
+              <w:t>APIs</w:t>
+            </w:r>
+            <w:proofErr w:type="spellEnd"/>
+            <w:r>
+              <w:rPr>
+                <w:rFonts w:eastAsiaTheme="majorEastAsia"/>
+                <w:color w:val="767171" w:themeColor="background2" w:themeShade="80"/>
+                <w:sz w:val="24"/>
+                <w:szCs w:val="24"/>
+              </w:rPr>
+              <w:t xml:space="preserve"> REST y el control de versiones con Git.</w:t>
+            </w:r>
           </w:p>
           <w:p>
             <w:pPr>
@@ -1620,19 +1675,51 @@
           </w:p>
           <w:p>
             <w:pPr>
+              <w:tabs>
+                <w:tab w:val="left" w:pos="454"/>
+              </w:tabs>
               <w:jc w:val="both"/>
               <w:rPr>
+                <w:rFonts w:eastAsiaTheme="majorEastAsia"/>
+                <w:color w:val="767171" w:themeColor="background2" w:themeShade="80"/>
+                <w:sz w:val="24"/>
+                <w:szCs w:val="24"/>
+              </w:rPr>
+            </w:pPr>
+            <w:r>
+              <w:rPr>
+                <w:rFonts w:eastAsiaTheme="majorEastAsia"/>
+                <w:color w:val="767171" w:themeColor="background2" w:themeShade="80"/>
+                <w:sz w:val="24"/>
+                <w:szCs w:val="24"/>
+              </w:rPr>
+              <w:t>En 5 años me proyecto trabajando como Desarrollador de Software Senior o Tech Lead dentro de una empresa tecnológica o consultora de alcance internacional, idealmente bajo un esquema híbrido o remoto.</w:t>
+            </w:r>
+          </w:p>
+          <w:p>
+            <w:pPr>
+              <w:tabs>
+                <w:tab w:val="left" w:pos="454"/>
+              </w:tabs>
+              <w:jc w:val="both"/>
+              <w:rPr>
+                <w:rFonts w:eastAsiaTheme="majorEastAsia"/>
+                <w:color w:val="767171" w:themeColor="background2" w:themeShade="80"/>
+                <w:sz w:val="24"/>
+                <w:szCs w:val="24"/>
+              </w:rPr>
+            </w:pPr>
+          </w:p>
+          <w:p>
+            <w:pPr>
+              <w:jc w:val="both"/>
+              <w:rPr>
                 <w:rFonts w:ascii="Calibri" w:hAnsi="Calibri"/>
-                <w:color w:val="767171" w:themeColor="background2" w:themeShade="80"/>
-              </w:rPr>
-            </w:pPr>
-            <w:r>
-              <w:rPr>
-                <w:rFonts w:ascii="Calibri" w:hAnsi="Calibri"/>
-                <w:color w:val="767171" w:themeColor="background2" w:themeShade="80"/>
-              </w:rPr>
-              <w:t>En cinco años me gustaría estar trabajando como profesional del área informática, participando en proyectos de desarrollo de software y aplicaciones web</w:t>
-            </w:r>
+                <w:b/>
+                <w:bCs/>
+                <w:color w:val="1F4E79" w:themeColor="accent1" w:themeShade="80"/>
+              </w:rPr>
+            </w:pPr>
           </w:p>
           <w:p>
             <w:pPr>
@@ -1929,6 +2016,15 @@
                 <w:szCs w:val="24"/>
               </w:rPr>
             </w:pPr>
+            <w:r>
+              <w:rPr>
+                <w:rFonts w:eastAsiaTheme="majorEastAsia"/>
+                <w:color w:val="767171" w:themeColor="background2" w:themeShade="80"/>
+                <w:sz w:val="24"/>
+                <w:szCs w:val="24"/>
+              </w:rPr>
+              <w:t>Sí, se relacionan de manera directa. Los proyectos que definí en el plan de trabajo previo fueron concebidos a partir de problemáticas reales que involucran desarrollo de software, modelamiento de datos y automatización de procesos, áreas en las que justamente proyecto mi inserción laboral.</w:t>
+            </w:r>
           </w:p>
           <w:p>
             <w:pPr>
@@ -1943,9 +2039,6 @@
                 <w:szCs w:val="24"/>
               </w:rPr>
             </w:pPr>
-            <w:r>
-              <w:t>El proyecto debería abordar principalmente las áreas de programación, desarrollo de software, desarrollo web, análisis de datos e inteligencia artificial. También permitiría desarrollar competencias relacionadas con la resolución de problemas, análisis de información, gestión de proyectos y creación de soluciones tecnológicas orientadas a necesidades reales.</w:t>
-            </w:r>
           </w:p>
           <w:p>
             <w:pPr>
@@ -1969,19 +2062,7 @@
               <w:jc w:val="both"/>
               <w:rPr>
                 <w:rFonts w:eastAsiaTheme="majorEastAsia"/>
-                <w:sz w:val="24"/>
-                <w:szCs w:val="24"/>
-              </w:rPr>
-            </w:pPr>
-          </w:p>
-          <w:p>
-            <w:pPr>
-              <w:tabs>
-                <w:tab w:val="left" w:pos="454"/>
-              </w:tabs>
-              <w:jc w:val="both"/>
-              <w:rPr>
-                <w:rFonts w:eastAsiaTheme="majorEastAsia"/>
+                <w:color w:val="767171" w:themeColor="background2" w:themeShade="80"/>
                 <w:sz w:val="24"/>
                 <w:szCs w:val="24"/>
               </w:rPr>
@@ -2158,10 +2239,71 @@
             <w:pPr>
               <w:jc w:val="both"/>
               <w:rPr>
+                <w:rFonts w:cstheme="minorHAnsi"/>
+                <w:color w:val="AEAAAA" w:themeColor="background2" w:themeShade="BF"/>
+              </w:rPr>
+            </w:pPr>
+            <w:r>
+              <w:rPr>
+                <w:rFonts w:cstheme="minorHAnsi"/>
+                <w:color w:val="AEAAAA" w:themeColor="background2" w:themeShade="BF"/>
+              </w:rPr>
+              <w:t xml:space="preserve">Para alinearse con mis objetivos, el Proyecto APT debería centrarse en las áreas de Desarrollo </w:t>
+            </w:r>
+            <w:proofErr w:type="spellStart"/>
+            <w:r>
+              <w:rPr>
+                <w:rFonts w:cstheme="minorHAnsi"/>
+                <w:color w:val="AEAAAA" w:themeColor="background2" w:themeShade="BF"/>
+              </w:rPr>
+              <w:t>Backend</w:t>
+            </w:r>
+            <w:proofErr w:type="spellEnd"/>
+            <w:r>
+              <w:rPr>
+                <w:rFonts w:cstheme="minorHAnsi"/>
+                <w:color w:val="AEAAAA" w:themeColor="background2" w:themeShade="BF"/>
+              </w:rPr>
+              <w:t xml:space="preserve"> y Arquitectura Cloud, fortaleciendo competencias clave como el diseño de </w:t>
+            </w:r>
+            <w:proofErr w:type="spellStart"/>
+            <w:r>
+              <w:rPr>
+                <w:rFonts w:cstheme="minorHAnsi"/>
+                <w:color w:val="AEAAAA" w:themeColor="background2" w:themeShade="BF"/>
+              </w:rPr>
+              <w:t>APIs</w:t>
+            </w:r>
+            <w:proofErr w:type="spellEnd"/>
+            <w:r>
+              <w:rPr>
+                <w:rFonts w:cstheme="minorHAnsi"/>
+                <w:color w:val="AEAAAA" w:themeColor="background2" w:themeShade="BF"/>
+              </w:rPr>
+              <w:t xml:space="preserve"> seguras, modelamiento avanzado de bases de datos y despliegue con Docker y CI/CD; el proyecto ideal sería una plataforma web transaccional o sistema de gestión empresarial, situado en el contexto de una </w:t>
+            </w:r>
+            <w:r>
+              <w:rPr>
+                <w:rFonts w:cstheme="minorHAnsi"/>
+                <w:color w:val="AEAAAA" w:themeColor="background2" w:themeShade="BF"/>
+              </w:rPr>
+              <w:t>pyme</w:t>
+            </w:r>
+            <w:r>
+              <w:rPr>
+                <w:rFonts w:cstheme="minorHAnsi"/>
+                <w:color w:val="AEAAAA" w:themeColor="background2" w:themeShade="BF"/>
+              </w:rPr>
+              <w:t xml:space="preserve"> con procesos manuales, lo que me permitirá demostrar capacidad para resolver cuellos de botella operativos reales mediante software escalable, modular y listo para producción.</w:t>
+            </w:r>
+          </w:p>
+          <w:p>
+            <w:pPr>
+              <w:jc w:val="both"/>
+              <w:rPr>
                 <w:rFonts w:ascii="Calibri" w:hAnsi="Calibri"/>
                 <w:b/>
                 <w:bCs/>
-                <w:color w:val="1F4E79" w:themeColor="accent1" w:themeShade="80"/>
               </w:rPr>
             </w:pPr>
           </w:p>
@@ -2170,41 +2312,10 @@
               <w:jc w:val="both"/>
               <w:rPr>
                 <w:rFonts w:ascii="Calibri" w:hAnsi="Calibri"/>
-                <w:color w:val="767171" w:themeColor="background2" w:themeShade="80"/>
-              </w:rPr>
-            </w:pPr>
-            <w:r>
-              <w:rPr>
-                <w:rFonts w:ascii="Calibri" w:hAnsi="Calibri"/>
-                <w:color w:val="767171" w:themeColor="background2" w:themeShade="80"/>
-              </w:rPr>
-              <w:t>El proyecto se situaría en el contexto de la agricultura de precisión, específicamente en cultivos agrícolas y frutales donde sea necesario monitorear grandes extensiones de terreno.</w:t>
-            </w:r>
-          </w:p>
-          <w:p>
-            <w:pPr>
-              <w:jc w:val="both"/>
-              <w:rPr>
-                <w:rFonts w:ascii="Calibri" w:hAnsi="Calibri"/>
-                <w:color w:val="767171" w:themeColor="background2" w:themeShade="80"/>
-              </w:rPr>
-            </w:pPr>
-          </w:p>
-          <w:p>
-            <w:pPr>
-              <w:jc w:val="both"/>
-              <w:rPr>
-                <w:rFonts w:ascii="Calibri" w:hAnsi="Calibri"/>
-                <w:color w:val="767171" w:themeColor="background2" w:themeShade="80"/>
-              </w:rPr>
-            </w:pPr>
-            <w:r>
-              <w:rPr>
-                <w:rFonts w:ascii="Calibri" w:hAnsi="Calibri"/>
-                <w:color w:val="767171" w:themeColor="background2" w:themeShade="80"/>
-              </w:rPr>
-              <w:t>El sistema estaría orientado principalmente a agricultores o administradores de predios agrícolas que necesiten conocer el estado de sus cultivos y detectar tempranamente posibles problemas nutricionales. La plataforma permitiría visualizar los resultados mediante mapas, indicadores y registros históricos, facilitando el seguimiento de los cultivos durante las distintas etapas de producción.</w:t>
-            </w:r>
+                <w:b/>
+                <w:bCs/>
+              </w:rPr>
+            </w:pPr>
           </w:p>
           <w:p>
             <w:pPr>
@@ -2335,7 +2446,7 @@
 </file>
 
 <file path=word/endnotes.xml><?xml version="1.0" encoding="utf-8"?>
-<w:endnotes xmlns:wpc="http://schemas.microsoft.com/office/word/2010/wordprocessingCanvas" xmlns:cx="http://schemas.microsoft.com/office/drawing/2014/chartex" xmlns:cx1="http://schemas.microsoft.com/office/drawing/2015/9/8/chartex" xmlns:cx2="http://schemas.microsoft.com/office/drawing/2015/10/21/chartex" xmlns:cx3="http://schemas.microsoft.com/office/drawing/2016/5/9/chartex" xmlns:cx4="http://schemas.microsoft.com/office/drawing/2016/5/10/chartex" xmlns:cx5="http://schemas.microsoft.com/office/drawing/2016/5/11/chartex" xmlns:cx6="http://schemas.microsoft.com/office/drawing/2016/5/12/chartex" xmlns:cx7="http://schemas.microsoft.com/office/drawing/2016/5/13/chartex" xmlns:cx8="http://schemas.microsoft.com/office/drawing/2016/5/14/chartex" xmlns:mc="http://schemas.openxmlformats.org/markup-compatibility/2006" xmlns:aink="http://schemas.microsoft.com/office/drawing/2016/ink" xmlns:am3d="http://schemas.microsoft.com/office/drawing/2017/model3d" xmlns:o="urn:schemas-microsoft-com:office:office" xmlns:r="http://schemas.openxmlformats.org/officeDocument/2006/relationships" xmlns:m="http://schemas.openxmlformats.org/officeDocument/2006/math" xmlns:v="urn:schemas-microsoft-com:vml" xmlns:wp14="http://schemas.microsoft.com/office/word/2010/wordprocessingDrawing" xmlns:wp="http://schemas.openxmlformats.org/drawingml/2006/wordprocessingDrawing" xmlns:w10="urn:schemas-microsoft-com:office:word" xmlns:w="http://schemas.openxmlformats.org/wordprocessingml/2006/main" xmlns:w14="http://schemas.microsoft.com/office/word/2010/wordml" xmlns:w15="http://schemas.microsoft.com/office/word/2012/wordml" xmlns:w16cex="http://schemas.microsoft.com/office/word/2018/wordml/cex" xmlns:w16cid="http://schemas.microsoft.com/office/word/2016/wordml/cid" xmlns:w16="http://schemas.microsoft.com/office/word/2018/wordml" xmlns:w16sdtdh="http://schemas.microsoft.com/office/word/2020/wordml/sdtdatahash" xmlns:w16se="http://schemas.microsoft.com/office/word/2015/wordml/symex" xmlns:wpg="http://schemas.microsoft.com/office/word/2010/wordprocessingGroup" xmlns:wpi="http://schemas.microsoft.com/office/word/2010/wordprocessingInk" xmlns:wne="http://schemas.microsoft.com/office/word/2006/wordml" xmlns:wps="http://schemas.microsoft.com/office/word/2010/wordprocessingShape" mc:Ignorable="w14 w15 w16se w16cid w16 w16cex w16sdtdh wp14">
+<w:endnotes xmlns:wpc="http://schemas.microsoft.com/office/word/2010/wordprocessingCanvas" xmlns:cx="http://schemas.microsoft.com/office/drawing/2014/chartex" xmlns:cx1="http://schemas.microsoft.com/office/drawing/2015/9/8/chartex" xmlns:cx2="http://schemas.microsoft.com/office/drawing/2015/10/21/chartex" xmlns:cx3="http://schemas.microsoft.com/office/drawing/2016/5/9/chartex" xmlns:cx4="http://schemas.microsoft.com/office/drawing/2016/5/10/chartex" xmlns:cx5="http://schemas.microsoft.com/office/drawing/2016/5/11/chartex" xmlns:cx6="http://schemas.microsoft.com/office/drawing/2016/5/12/chartex" xmlns:cx7="http://schemas.microsoft.com/office/drawing/2016/5/13/chartex" xmlns:cx8="http://schemas.microsoft.com/office/drawing/2016/5/14/chartex" xmlns:mc="http://schemas.openxmlformats.org/markup-compatibility/2006" xmlns:aink="http://schemas.microsoft.com/office/drawing/2016/ink" xmlns:am3d="http://schemas.microsoft.com/office/drawing/2017/model3d" xmlns:o="urn:schemas-microsoft-com:office:office" xmlns:oel="http://schemas.microsoft.com/office/2019/extlst" xmlns:r="http://schemas.openxmlformats.org/officeDocument/2006/relationships" xmlns:m="http://schemas.openxmlformats.org/officeDocument/2006/math" xmlns:v="urn:schemas-microsoft-com:vml" xmlns:wp14="http://schemas.microsoft.com/office/word/2010/wordprocessingDrawing" xmlns:wp="http://schemas.openxmlformats.org/drawingml/2006/wordprocessingDrawing" xmlns:w10="urn:schemas-microsoft-com:office:word" xmlns:w="http://schemas.openxmlformats.org/wordprocessingml/2006/main" xmlns:w14="http://schemas.microsoft.com/office/word/2010/wordml" xmlns:w15="http://schemas.microsoft.com/office/word/2012/wordml" xmlns:w16cex="http://schemas.microsoft.com/office/word/2018/wordml/cex" xmlns:w16cid="http://schemas.microsoft.com/office/word/2016/wordml/cid" xmlns:w16="http://schemas.microsoft.com/office/word/2018/wordml" xmlns:w16du="http://schemas.microsoft.com/office/word/2023/wordml/word16du" xmlns:w16sdtdh="http://schemas.microsoft.com/office/word/2020/wordml/sdtdatahash" xmlns:w16sdtfl="http://schemas.microsoft.com/office/word/2024/wordml/sdtformatlock" xmlns:w16se="http://schemas.microsoft.com/office/word/2015/wordml/symex" xmlns:wpg="http://schemas.microsoft.com/office/word/2010/wordprocessingGroup" xmlns:wpi="http://schemas.microsoft.com/office/word/2010/wordprocessingInk" xmlns:wne="http://schemas.microsoft.com/office/word/2006/wordml" xmlns:wps="http://schemas.microsoft.com/office/word/2010/wordprocessingShape" mc:Ignorable="w14 w15 w16se w16cid w16 w16cex w16sdtdh w16sdtfl w16du wp14">
   <w:endnote w:type="separator" w:id="-1">
     <w:p>
       <w:pPr>
@@ -2360,7 +2471,7 @@
 </file>
 
 <file path=word/footer1.xml><?xml version="1.0" encoding="utf-8"?>
-<w:ftr xmlns:wpc="http://schemas.microsoft.com/office/word/2010/wordprocessingCanvas" xmlns:cx="http://schemas.microsoft.com/office/drawing/2014/chartex" xmlns:cx1="http://schemas.microsoft.com/office/drawing/2015/9/8/chartex" xmlns:cx2="http://schemas.microsoft.com/office/drawing/2015/10/21/chartex" xmlns:cx3="http://schemas.microsoft.com/office/drawing/2016/5/9/chartex" xmlns:cx4="http://schemas.microsoft.com/office/drawing/2016/5/10/chartex" xmlns:cx5="http://schemas.microsoft.com/office/drawing/2016/5/11/chartex" xmlns:cx6="http://schemas.microsoft.com/office/drawing/2016/5/12/chartex" xmlns:cx7="http://schemas.microsoft.com/office/drawing/2016/5/13/chartex" xmlns:cx8="http://schemas.microsoft.com/office/drawing/2016/5/14/chartex" xmlns:mc="http://schemas.openxmlformats.org/markup-compatibility/2006" xmlns:aink="http://schemas.microsoft.com/office/drawing/2016/ink" xmlns:am3d="http://schemas.microsoft.com/office/drawing/2017/model3d" xmlns:o="urn:schemas-microsoft-com:office:office" xmlns:r="http://schemas.openxmlformats.org/officeDocument/2006/relationships" xmlns:m="http://schemas.openxmlformats.org/officeDocument/2006/math" xmlns:v="urn:schemas-microsoft-com:vml" xmlns:wp14="http://schemas.microsoft.com/office/word/2010/wordprocessingDrawing" xmlns:wp="http://schemas.openxmlformats.org/drawingml/2006/wordprocessingDrawing" xmlns:w10="urn:schemas-microsoft-com:office:word" xmlns:w="http://schemas.openxmlformats.org/wordprocessingml/2006/main" xmlns:w14="http://schemas.microsoft.com/office/word/2010/wordml" xmlns:w15="http://schemas.microsoft.com/office/word/2012/wordml" xmlns:w16cex="http://schemas.microsoft.com/office/word/2018/wordml/cex" xmlns:w16cid="http://schemas.microsoft.com/office/word/2016/wordml/cid" xmlns:w16="http://schemas.microsoft.com/office/word/2018/wordml" xmlns:w16sdtdh="http://schemas.microsoft.com/office/word/2020/wordml/sdtdatahash" xmlns:w16se="http://schemas.microsoft.com/office/word/2015/wordml/symex" xmlns:wpg="http://schemas.microsoft.com/office/word/2010/wordprocessingGroup" xmlns:wpi="http://schemas.microsoft.com/office/word/2010/wordprocessingInk" xmlns:wne="http://schemas.microsoft.com/office/word/2006/wordml" xmlns:wps="http://schemas.microsoft.com/office/word/2010/wordprocessingShape" mc:Ignorable="w14 w15 w16se w16cid w16 w16cex w16sdtdh wp14">
+<w:ftr xmlns:wpc="http://schemas.microsoft.com/office/word/2010/wordprocessingCanvas" xmlns:cx="http://schemas.microsoft.com/office/drawing/2014/chartex" xmlns:cx1="http://schemas.microsoft.com/office/drawing/2015/9/8/chartex" xmlns:cx2="http://schemas.microsoft.com/office/drawing/2015/10/21/chartex" xmlns:cx3="http://schemas.microsoft.com/office/drawing/2016/5/9/chartex" xmlns:cx4="http://schemas.microsoft.com/office/drawing/2016/5/10/chartex" xmlns:cx5="http://schemas.microsoft.com/office/drawing/2016/5/11/chartex" xmlns:cx6="http://schemas.microsoft.com/office/drawing/2016/5/12/chartex" xmlns:cx7="http://schemas.microsoft.com/office/drawing/2016/5/13/chartex" xmlns:cx8="http://schemas.microsoft.com/office/drawing/2016/5/14/chartex" xmlns:mc="http://schemas.openxmlformats.org/markup-compatibility/2006" xmlns:aink="http://schemas.microsoft.com/office/drawing/2016/ink" xmlns:am3d="http://schemas.microsoft.com/office/drawing/2017/model3d" xmlns:o="urn:schemas-microsoft-com:office:office" xmlns:oel="http://schemas.microsoft.com/office/2019/extlst" xmlns:r="http://schemas.openxmlformats.org/officeDocument/2006/relationships" xmlns:m="http://schemas.openxmlformats.org/officeDocument/2006/math" xmlns:v="urn:schemas-microsoft-com:vml" xmlns:wp14="http://schemas.microsoft.com/office/word/2010/wordprocessingDrawing" xmlns:wp="http://schemas.openxmlformats.org/drawingml/2006/wordprocessingDrawing" xmlns:w10="urn:schemas-microsoft-com:office:word" xmlns:w="http://schemas.openxmlformats.org/wordprocessingml/2006/main" xmlns:w14="http://schemas.microsoft.com/office/word/2010/wordml" xmlns:w15="http://schemas.microsoft.com/office/word/2012/wordml" xmlns:w16cex="http://schemas.microsoft.com/office/word/2018/wordml/cex" xmlns:w16cid="http://schemas.microsoft.com/office/word/2016/wordml/cid" xmlns:w16="http://schemas.microsoft.com/office/word/2018/wordml" xmlns:w16du="http://schemas.microsoft.com/office/word/2023/wordml/word16du" xmlns:w16sdtdh="http://schemas.microsoft.com/office/word/2020/wordml/sdtdatahash" xmlns:w16sdtfl="http://schemas.microsoft.com/office/word/2024/wordml/sdtformatlock" xmlns:w16se="http://schemas.microsoft.com/office/word/2015/wordml/symex" xmlns:wpg="http://schemas.microsoft.com/office/word/2010/wordprocessingGroup" xmlns:wpi="http://schemas.microsoft.com/office/word/2010/wordprocessingInk" xmlns:wne="http://schemas.microsoft.com/office/word/2006/wordml" xmlns:wps="http://schemas.microsoft.com/office/word/2010/wordprocessingShape" mc:Ignorable="w14 w15 w16se w16cid w16 w16cex w16sdtdh w16sdtfl w16du wp14">
   <w:sdt>
     <w:sdtPr>
       <w:id w:val="-937982979"/>
@@ -2369,7 +2480,6 @@
         <w:docPartUnique/>
       </w:docPartObj>
     </w:sdtPr>
-    <w:sdtEndPr/>
     <w:sdtContent>
       <w:p>
         <w:pPr>
@@ -2581,7 +2691,7 @@
             </mc:Choice>
             <mc:Fallback>
               <w:pict>
-                <v:group w14:anchorId="51D00065" id="Grupo 32" o:spid="_x0000_s1026" style="position:absolute;margin-left:0;margin-top:0;width:610.5pt;height:15pt;z-index:251659264;mso-width-percent:1000;mso-position-horizontal:center;mso-position-horizontal-relative:page;mso-position-vertical:center;mso-position-vertical-relative:bottom-margin-area;mso-width-percent:1000" coordorigin=",14970" coordsize="12255,300" o:gfxdata="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">
+                <v:group w14:anchorId="51D00065" id="Grupo 32" o:spid="_x0000_s1026" style="position:absolute;margin-left:0;margin-top:0;width:610.5pt;height:15pt;z-index:251659264;mso-width-percent:1000;mso-position-horizontal:center;mso-position-horizontal-relative:page;mso-position-vertical:center;mso-position-vertical-relative:bottom-margin-area;mso-width-percent:1000" coordorigin=",14970" coordsize="12255,300" o:gfxdata="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">
                   <v:shapetype id="_x0000_t202" coordsize="21600,21600" o:spt="202" path="m,l,21600r21600,l21600,xe">
                     <v:stroke joinstyle="miter"/>
                     <v:path gradientshapeok="t" o:connecttype="rect"/>
@@ -2648,7 +2758,7 @@
 </file>
 
 <file path=word/footnotes.xml><?xml version="1.0" encoding="utf-8"?>
-<w:footnotes xmlns:wpc="http://schemas.microsoft.com/office/word/2010/wordprocessingCanvas" xmlns:cx="http://schemas.microsoft.com/office/drawing/2014/chartex" xmlns:cx1="http://schemas.microsoft.com/office/drawing/2015/9/8/chartex" xmlns:cx2="http://schemas.microsoft.com/office/drawing/2015/10/21/chartex" xmlns:cx3="http://schemas.microsoft.com/office/drawing/2016/5/9/chartex" xmlns:cx4="http://schemas.microsoft.com/office/drawing/2016/5/10/chartex" xmlns:cx5="http://schemas.microsoft.com/office/drawing/2016/5/11/chartex" xmlns:cx6="http://schemas.microsoft.com/office/drawing/2016/5/12/chartex" xmlns:cx7="http://schemas.microsoft.com/office/drawing/2016/5/13/chartex" xmlns:cx8="http://schemas.microsoft.com/office/drawing/2016/5/14/chartex" xmlns:mc="http://schemas.openxmlformats.org/markup-compatibility/2006" xmlns:aink="http://schemas.microsoft.com/office/drawing/2016/ink" xmlns:am3d="http://schemas.microsoft.com/office/drawing/2017/model3d" xmlns:o="urn:schemas-microsoft-com:office:office" xmlns:r="http://schemas.openxmlformats.org/officeDocument/2006/relationships" xmlns:m="http://schemas.openxmlformats.org/officeDocument/2006/math" xmlns:v="urn:schemas-microsoft-com:vml" xmlns:wp14="http://schemas.microsoft.com/office/word/2010/wordprocessingDrawing" xmlns:wp="http://schemas.openxmlformats.org/drawingml/2006/wordprocessingDrawing" xmlns:w10="urn:schemas-microsoft-com:office:word" xmlns:w="http://schemas.openxmlformats.org/wordprocessingml/2006/main" xmlns:w14="http://schemas.microsoft.com/office/word/2010/wordml" xmlns:w15="http://schemas.microsoft.com/office/word/2012/wordml" xmlns:w16cex="http://schemas.microsoft.com/office/word/2018/wordml/cex" xmlns:w16cid="http://schemas.microsoft.com/office/word/2016/wordml/cid" xmlns:w16="http://schemas.microsoft.com/office/word/2018/wordml" xmlns:w16sdtdh="http://schemas.microsoft.com/office/word/2020/wordml/sdtdatahash" xmlns:w16se="http://schemas.microsoft.com/office/word/2015/wordml/symex" xmlns:wpg="http://schemas.microsoft.com/office/word/2010/wordprocessingGroup" xmlns:wpi="http://schemas.microsoft.com/office/word/2010/wordprocessingInk" xmlns:wne="http://schemas.microsoft.com/office/word/2006/wordml" xmlns:wps="http://schemas.microsoft.com/office/word/2010/wordprocessingShape" mc:Ignorable="w14 w15 w16se w16cid w16 w16cex w16sdtdh wp14">
+<w:footnotes xmlns:wpc="http://schemas.microsoft.com/office/word/2010/wordprocessingCanvas" xmlns:cx="http://schemas.microsoft.com/office/drawing/2014/chartex" xmlns:cx1="http://schemas.microsoft.com/office/drawing/2015/9/8/chartex" xmlns:cx2="http://schemas.microsoft.com/office/drawing/2015/10/21/chartex" xmlns:cx3="http://schemas.microsoft.com/office/drawing/2016/5/9/chartex" xmlns:cx4="http://schemas.microsoft.com/office/drawing/2016/5/10/chartex" xmlns:cx5="http://schemas.microsoft.com/office/drawing/2016/5/11/chartex" xmlns:cx6="http://schemas.microsoft.com/office/drawing/2016/5/12/chartex" xmlns:cx7="http://schemas.microsoft.com/office/drawing/2016/5/13/chartex" xmlns:cx8="http://schemas.microsoft.com/office/drawing/2016/5/14/chartex" xmlns:mc="http://schemas.openxmlformats.org/markup-compatibility/2006" xmlns:aink="http://schemas.microsoft.com/office/drawing/2016/ink" xmlns:am3d="http://schemas.microsoft.com/office/drawing/2017/model3d" xmlns:o="urn:schemas-microsoft-com:office:office" xmlns:oel="http://schemas.microsoft.com/office/2019/extlst" xmlns:r="http://schemas.openxmlformats.org/officeDocument/2006/relationships" xmlns:m="http://schemas.openxmlformats.org/officeDocument/2006/math" xmlns:v="urn:schemas-microsoft-com:vml" xmlns:wp14="http://schemas.microsoft.com/office/word/2010/wordprocessingDrawing" xmlns:wp="http://schemas.openxmlformats.org/drawingml/2006/wordprocessingDrawing" xmlns:w10="urn:schemas-microsoft-com:office:word" xmlns:w="http://schemas.openxmlformats.org/wordprocessingml/2006/main" xmlns:w14="http://schemas.microsoft.com/office/word/2010/wordml" xmlns:w15="http://schemas.microsoft.com/office/word/2012/wordml" xmlns:w16cex="http://schemas.microsoft.com/office/word/2018/wordml/cex" xmlns:w16cid="http://schemas.microsoft.com/office/word/2016/wordml/cid" xmlns:w16="http://schemas.microsoft.com/office/word/2018/wordml" xmlns:w16du="http://schemas.microsoft.com/office/word/2023/wordml/word16du" xmlns:w16sdtdh="http://schemas.microsoft.com/office/word/2020/wordml/sdtdatahash" xmlns:w16sdtfl="http://schemas.microsoft.com/office/word/2024/wordml/sdtformatlock" xmlns:w16se="http://schemas.microsoft.com/office/word/2015/wordml/symex" xmlns:wpg="http://schemas.microsoft.com/office/word/2010/wordprocessingGroup" xmlns:wpi="http://schemas.microsoft.com/office/word/2010/wordprocessingInk" xmlns:wne="http://schemas.microsoft.com/office/word/2006/wordml" xmlns:wps="http://schemas.microsoft.com/office/word/2010/wordprocessingShape" mc:Ignorable="w14 w15 w16se w16cid w16 w16cex w16sdtdh w16sdtfl w16du wp14">
   <w:footnote w:type="separator" w:id="-1">
     <w:p>
       <w:pPr>
@@ -2673,7 +2783,7 @@
 </file>
 
 <file path=word/header1.xml><?xml version="1.0" encoding="utf-8"?>
-<w:hdr xmlns:wpc="http://schemas.microsoft.com/office/word/2010/wordprocessingCanvas" xmlns:cx="http://schemas.microsoft.com/office/drawing/2014/chartex" xmlns:cx1="http://schemas.microsoft.com/office/drawing/2015/9/8/chartex" xmlns:cx2="http://schemas.microsoft.com/office/drawing/2015/10/21/chartex" xmlns:cx3="http://schemas.microsoft.com/office/drawing/2016/5/9/chartex" xmlns:cx4="http://schemas.microsoft.com/office/drawing/2016/5/10/chartex" xmlns:cx5="http://schemas.microsoft.com/office/drawing/2016/5/11/chartex" xmlns:cx6="http://schemas.microsoft.com/office/drawing/2016/5/12/chartex" xmlns:cx7="http://schemas.microsoft.com/office/drawing/2016/5/13/chartex" xmlns:cx8="http://schemas.microsoft.com/office/drawing/2016/5/14/chartex" xmlns:mc="http://schemas.openxmlformats.org/markup-compatibility/2006" xmlns:aink="http://schemas.microsoft.com/office/drawing/2016/ink" xmlns:am3d="http://schemas.microsoft.com/office/drawing/2017/model3d" xmlns:o="urn:schemas-microsoft-com:office:office" xmlns:r="http://schemas.openxmlformats.org/officeDocument/2006/relationships" xmlns:m="http://schemas.openxmlformats.org/officeDocument/2006/math" xmlns:v="urn:schemas-microsoft-com:vml" xmlns:wp14="http://schemas.microsoft.com/office/word/2010/wordprocessingDrawing" xmlns:wp="http://schemas.openxmlformats.org/drawingml/2006/wordprocessingDrawing" xmlns:w10="urn:schemas-microsoft-com:office:word" xmlns:w="http://schemas.openxmlformats.org/wordprocessingml/2006/main" xmlns:w14="http://schemas.microsoft.com/office/word/2010/wordml" xmlns:w15="http://schemas.microsoft.com/office/word/2012/wordml" xmlns:w16cex="http://schemas.microsoft.com/office/word/2018/wordml/cex" xmlns:w16cid="http://schemas.microsoft.com/office/word/2016/wordml/cid" xmlns:w16="http://schemas.microsoft.com/office/word/2018/wordml" xmlns:w16sdtdh="http://schemas.microsoft.com/office/word/2020/wordml/sdtdatahash" xmlns:w16se="http://schemas.microsoft.com/office/word/2015/wordml/symex" xmlns:wpg="http://schemas.microsoft.com/office/word/2010/wordprocessingGroup" xmlns:wpi="http://schemas.microsoft.com/office/word/2010/wordprocessingInk" xmlns:wne="http://schemas.microsoft.com/office/word/2006/wordml" xmlns:wps="http://schemas.microsoft.com/office/word/2010/wordprocessingShape" mc:Ignorable="w14 w15 w16se w16cid w16 w16cex w16sdtdh wp14">
+<w:hdr xmlns:wpc="http://schemas.microsoft.com/office/word/2010/wordprocessingCanvas" xmlns:cx="http://schemas.microsoft.com/office/drawing/2014/chartex" xmlns:cx1="http://schemas.microsoft.com/office/drawing/2015/9/8/chartex" xmlns:cx2="http://schemas.microsoft.com/office/drawing/2015/10/21/chartex" xmlns:cx3="http://schemas.microsoft.com/office/drawing/2016/5/9/chartex" xmlns:cx4="http://schemas.microsoft.com/office/drawing/2016/5/10/chartex" xmlns:cx5="http://schemas.microsoft.com/office/drawing/2016/5/11/chartex" xmlns:cx6="http://schemas.microsoft.com/office/drawing/2016/5/12/chartex" xmlns:cx7="http://schemas.microsoft.com/office/drawing/2016/5/13/chartex" xmlns:cx8="http://schemas.microsoft.com/office/drawing/2016/5/14/chartex" xmlns:mc="http://schemas.openxmlformats.org/markup-compatibility/2006" xmlns:aink="http://schemas.microsoft.com/office/drawing/2016/ink" xmlns:am3d="http://schemas.microsoft.com/office/drawing/2017/model3d" xmlns:o="urn:schemas-microsoft-com:office:office" xmlns:oel="http://schemas.microsoft.com/office/2019/extlst" xmlns:r="http://schemas.openxmlformats.org/officeDocument/2006/relationships" xmlns:m="http://schemas.openxmlformats.org/officeDocument/2006/math" xmlns:v="urn:schemas-microsoft-com:vml" xmlns:wp14="http://schemas.microsoft.com/office/word/2010/wordprocessingDrawing" xmlns:wp="http://schemas.openxmlformats.org/drawingml/2006/wordprocessingDrawing" xmlns:w10="urn:schemas-microsoft-com:office:word" xmlns:w="http://schemas.openxmlformats.org/wordprocessingml/2006/main" xmlns:w14="http://schemas.microsoft.com/office/word/2010/wordml" xmlns:w15="http://schemas.microsoft.com/office/word/2012/wordml" xmlns:w16cex="http://schemas.microsoft.com/office/word/2018/wordml/cex" xmlns:w16cid="http://schemas.microsoft.com/office/word/2016/wordml/cid" xmlns:w16="http://schemas.microsoft.com/office/word/2018/wordml" xmlns:w16du="http://schemas.microsoft.com/office/word/2023/wordml/word16du" xmlns:w16sdtdh="http://schemas.microsoft.com/office/word/2020/wordml/sdtdatahash" xmlns:w16sdtfl="http://schemas.microsoft.com/office/word/2024/wordml/sdtformatlock" xmlns:w16se="http://schemas.microsoft.com/office/word/2015/wordml/symex" xmlns:wpg="http://schemas.microsoft.com/office/word/2010/wordprocessingGroup" xmlns:wpi="http://schemas.microsoft.com/office/word/2010/wordprocessingInk" xmlns:wne="http://schemas.microsoft.com/office/word/2006/wordml" xmlns:wps="http://schemas.microsoft.com/office/word/2010/wordprocessingShape" mc:Ignorable="w14 w15 w16se w16cid w16 w16cex w16sdtdh w16sdtfl w16du wp14">
   <w:tbl>
     <w:tblPr>
       <w:tblStyle w:val="Tablaconcuadrcula"/>
@@ -2843,7 +2953,7 @@
 </file>
 
 <file path=word/header2.xml><?xml version="1.0" encoding="utf-8"?>
-<w:hdr xmlns:wpc="http://schemas.microsoft.com/office/word/2010/wordprocessingCanvas" xmlns:cx="http://schemas.microsoft.com/office/drawing/2014/chartex" xmlns:cx1="http://schemas.microsoft.com/office/drawing/2015/9/8/chartex" xmlns:cx2="http://schemas.microsoft.com/office/drawing/2015/10/21/chartex" xmlns:cx3="http://schemas.microsoft.com/office/drawing/2016/5/9/chartex" xmlns:cx4="http://schemas.microsoft.com/office/drawing/2016/5/10/chartex" xmlns:cx5="http://schemas.microsoft.com/office/drawing/2016/5/11/chartex" xmlns:cx6="http://schemas.microsoft.com/office/drawing/2016/5/12/chartex" xmlns:cx7="http://schemas.microsoft.com/office/drawing/2016/5/13/chartex" xmlns:cx8="http://schemas.microsoft.com/office/drawing/2016/5/14/chartex" xmlns:mc="http://schemas.openxmlformats.org/markup-compatibility/2006" xmlns:aink="http://schemas.microsoft.com/office/drawing/2016/ink" xmlns:am3d="http://schemas.microsoft.com/office/drawing/2017/model3d" xmlns:o="urn:schemas-microsoft-com:office:office" xmlns:r="http://schemas.openxmlformats.org/officeDocument/2006/relationships" xmlns:m="http://schemas.openxmlformats.org/officeDocument/2006/math" xmlns:v="urn:schemas-microsoft-com:vml" xmlns:wp14="http://schemas.microsoft.com/office/word/2010/wordprocessingDrawing" xmlns:wp="http://schemas.openxmlformats.org/drawingml/2006/wordprocessingDrawing" xmlns:w10="urn:schemas-microsoft-com:office:word" xmlns:w="http://schemas.openxmlformats.org/wordprocessingml/2006/main" xmlns:w14="http://schemas.microsoft.com/office/word/2010/wordml" xmlns:w15="http://schemas.microsoft.com/office/word/2012/wordml" xmlns:w16cex="http://schemas.microsoft.com/office/word/2018/wordml/cex" xmlns:w16cid="http://schemas.microsoft.com/office/word/2016/wordml/cid" xmlns:w16="http://schemas.microsoft.com/office/word/2018/wordml" xmlns:w16sdtdh="http://schemas.microsoft.com/office/word/2020/wordml/sdtdatahash" xmlns:w16se="http://schemas.microsoft.com/office/word/2015/wordml/symex" xmlns:wpg="http://schemas.microsoft.com/office/word/2010/wordprocessingGroup" xmlns:wpi="http://schemas.microsoft.com/office/word/2010/wordprocessingInk" xmlns:wne="http://schemas.microsoft.com/office/word/2006/wordml" xmlns:wps="http://schemas.microsoft.com/office/word/2010/wordprocessingShape" mc:Ignorable="w14 w15 w16se w16cid w16 w16cex w16sdtdh wp14">
+<w:hdr xmlns:wpc="http://schemas.microsoft.com/office/word/2010/wordprocessingCanvas" xmlns:cx="http://schemas.microsoft.com/office/drawing/2014/chartex" xmlns:cx1="http://schemas.microsoft.com/office/drawing/2015/9/8/chartex" xmlns:cx2="http://schemas.microsoft.com/office/drawing/2015/10/21/chartex" xmlns:cx3="http://schemas.microsoft.com/office/drawing/2016/5/9/chartex" xmlns:cx4="http://schemas.microsoft.com/office/drawing/2016/5/10/chartex" xmlns:cx5="http://schemas.microsoft.com/office/drawing/2016/5/11/chartex" xmlns:cx6="http://schemas.microsoft.com/office/drawing/2016/5/12/chartex" xmlns:cx7="http://schemas.microsoft.com/office/drawing/2016/5/13/chartex" xmlns:cx8="http://schemas.microsoft.com/office/drawing/2016/5/14/chartex" xmlns:mc="http://schemas.openxmlformats.org/markup-compatibility/2006" xmlns:aink="http://schemas.microsoft.com/office/drawing/2016/ink" xmlns:am3d="http://schemas.microsoft.com/office/drawing/2017/model3d" xmlns:o="urn:schemas-microsoft-com:office:office" xmlns:oel="http://schemas.microsoft.com/office/2019/extlst" xmlns:r="http://schemas.openxmlformats.org/officeDocument/2006/relationships" xmlns:m="http://schemas.openxmlformats.org/officeDocument/2006/math" xmlns:v="urn:schemas-microsoft-com:vml" xmlns:wp14="http://schemas.microsoft.com/office/word/2010/wordprocessingDrawing" xmlns:wp="http://schemas.openxmlformats.org/drawingml/2006/wordprocessingDrawing" xmlns:w10="urn:schemas-microsoft-com:office:word" xmlns:w="http://schemas.openxmlformats.org/wordprocessingml/2006/main" xmlns:w14="http://schemas.microsoft.com/office/word/2010/wordml" xmlns:w15="http://schemas.microsoft.com/office/word/2012/wordml" xmlns:w16cex="http://schemas.microsoft.com/office/word/2018/wordml/cex" xmlns:w16cid="http://schemas.microsoft.com/office/word/2016/wordml/cid" xmlns:w16="http://schemas.microsoft.com/office/word/2018/wordml" xmlns:w16du="http://schemas.microsoft.com/office/word/2023/wordml/word16du" xmlns:w16sdtdh="http://schemas.microsoft.com/office/word/2020/wordml/sdtdatahash" xmlns:w16sdtfl="http://schemas.microsoft.com/office/word/2024/wordml/sdtformatlock" xmlns:w16se="http://schemas.microsoft.com/office/word/2015/wordml/symex" xmlns:wpg="http://schemas.microsoft.com/office/word/2010/wordprocessingGroup" xmlns:wpi="http://schemas.microsoft.com/office/word/2010/wordprocessingInk" xmlns:wne="http://schemas.microsoft.com/office/word/2006/wordml" xmlns:wps="http://schemas.microsoft.com/office/word/2010/wordprocessingShape" mc:Ignorable="w14 w15 w16se w16cid w16 w16cex w16sdtdh w16sdtfl w16du wp14">
   <w:tbl>
     <w:tblPr>
       <w:tblStyle w:val="Tablaconcuadrcula"/>
@@ -3116,7 +3226,7 @@
 </file>
 
 <file path=word/numbering.xml><?xml version="1.0" encoding="utf-8"?>
-<w:numbering xmlns:wpc="http://schemas.microsoft.com/office/word/2010/wordprocessingCanvas" xmlns:cx="http://schemas.microsoft.com/office/drawing/2014/chartex" xmlns:cx1="http://schemas.microsoft.com/office/drawing/2015/9/8/chartex" xmlns:cx2="http://schemas.microsoft.com/office/drawing/2015/10/21/chartex" xmlns:cx3="http://schemas.microsoft.com/office/drawing/2016/5/9/chartex" xmlns:cx4="http://schemas.microsoft.com/office/drawing/2016/5/10/chartex" xmlns:cx5="http://schemas.microsoft.com/office/drawing/2016/5/11/chartex" xmlns:cx6="http://schemas.microsoft.com/office/drawing/2016/5/12/chartex" xmlns:cx7="http://schemas.microsoft.com/office/drawing/2016/5/13/chartex" xmlns:cx8="http://schemas.microsoft.com/office/drawing/2016/5/14/chartex" xmlns:mc="http://schemas.openxmlformats.org/markup-compatibility/2006" xmlns:aink="http://schemas.microsoft.com/office/drawing/2016/ink" xmlns:am3d="http://schemas.microsoft.com/office/drawing/2017/model3d" xmlns:o="urn:schemas-microsoft-com:office:office" xmlns:r="http://schemas.openxmlformats.org/officeDocument/2006/relationships" xmlns:m="http://schemas.openxmlformats.org/officeDocument/2006/math" xmlns:v="urn:schemas-microsoft-com:vml" xmlns:wp14="http://schemas.microsoft.com/office/word/2010/wordprocessingDrawing" xmlns:wp="http://schemas.openxmlformats.org/drawingml/2006/wordprocessingDrawing" xmlns:w10="urn:schemas-microsoft-com:office:word" xmlns:w="http://schemas.openxmlformats.org/wordprocessingml/2006/main" xmlns:w14="http://schemas.microsoft.com/office/word/2010/wordml" xmlns:w15="http://schemas.microsoft.com/office/word/2012/wordml" xmlns:w16cex="http://schemas.microsoft.com/office/word/2018/wordml/cex" xmlns:w16cid="http://schemas.microsoft.com/office/word/2016/wordml/cid" xmlns:w16="http://schemas.microsoft.com/office/word/2018/wordml" xmlns:w16sdtdh="http://schemas.microsoft.com/office/word/2020/wordml/sdtdatahash" xmlns:w16se="http://schemas.microsoft.com/office/word/2015/wordml/symex" xmlns:wpg="http://schemas.microsoft.com/office/word/2010/wordprocessingGroup" xmlns:wpi="http://schemas.microsoft.com/office/word/2010/wordprocessingInk" xmlns:wne="http://schemas.microsoft.com/office/word/2006/wordml" xmlns:wps="http://schemas.microsoft.com/office/word/2010/wordprocessingShape" mc:Ignorable="w14 w15 w16se w16cid w16 w16cex w16sdtdh wp14">
+<w:numbering xmlns:wpc="http://schemas.microsoft.com/office/word/2010/wordprocessingCanvas" xmlns:cx="http://schemas.microsoft.com/office/drawing/2014/chartex" xmlns:cx1="http://schemas.microsoft.com/office/drawing/2015/9/8/chartex" xmlns:cx2="http://schemas.microsoft.com/office/drawing/2015/10/21/chartex" xmlns:cx3="http://schemas.microsoft.com/office/drawing/2016/5/9/chartex" xmlns:cx4="http://schemas.microsoft.com/office/drawing/2016/5/10/chartex" xmlns:cx5="http://schemas.microsoft.com/office/drawing/2016/5/11/chartex" xmlns:cx6="http://schemas.microsoft.com/office/drawing/2016/5/12/chartex" xmlns:cx7="http://schemas.microsoft.com/office/drawing/2016/5/13/chartex" xmlns:cx8="http://schemas.microsoft.com/office/drawing/2016/5/14/chartex" xmlns:mc="http://schemas.openxmlformats.org/markup-compatibility/2006" xmlns:aink="http://schemas.microsoft.com/office/drawing/2016/ink" xmlns:am3d="http://schemas.microsoft.com/office/drawing/2017/model3d" xmlns:o="urn:schemas-microsoft-com:office:office" xmlns:oel="http://schemas.microsoft.com/office/2019/extlst" xmlns:r="http://schemas.openxmlformats.org/officeDocument/2006/relationships" xmlns:m="http://schemas.openxmlformats.org/officeDocument/2006/math" xmlns:v="urn:schemas-microsoft-com:vml" xmlns:wp14="http://schemas.microsoft.com/office/word/2010/wordprocessingDrawing" xmlns:wp="http://schemas.openxmlformats.org/drawingml/2006/wordprocessingDrawing" xmlns:w10="urn:schemas-microsoft-com:office:word" xmlns:w="http://schemas.openxmlformats.org/wordprocessingml/2006/main" xmlns:w14="http://schemas.microsoft.com/office/word/2010/wordml" xmlns:w15="http://schemas.microsoft.com/office/word/2012/wordml" xmlns:w16cex="http://schemas.microsoft.com/office/word/2018/wordml/cex" xmlns:w16cid="http://schemas.microsoft.com/office/word/2016/wordml/cid" xmlns:w16="http://schemas.microsoft.com/office/word/2018/wordml" xmlns:w16du="http://schemas.microsoft.com/office/word/2023/wordml/word16du" xmlns:w16sdtdh="http://schemas.microsoft.com/office/word/2020/wordml/sdtdatahash" xmlns:w16sdtfl="http://schemas.microsoft.com/office/word/2024/wordml/sdtformatlock" xmlns:w16se="http://schemas.microsoft.com/office/word/2015/wordml/symex" xmlns:wpg="http://schemas.microsoft.com/office/word/2010/wordprocessingGroup" xmlns:wpi="http://schemas.microsoft.com/office/word/2010/wordprocessingInk" xmlns:wne="http://schemas.microsoft.com/office/word/2006/wordml" xmlns:wps="http://schemas.microsoft.com/office/word/2010/wordprocessingShape" mc:Ignorable="w14 w15 w16se w16cid w16 w16cex w16sdtdh w16sdtfl w16du wp14">
   <w:abstractNum w:abstractNumId="0" w15:restartNumberingAfterBreak="0">
     <w:nsid w:val="049156A1"/>
     <w:multiLevelType w:val="hybridMultilevel"/>
@@ -7690,124 +7800,124 @@
       </w:rPr>
     </w:lvl>
   </w:abstractNum>
-  <w:num w:numId="1">
+  <w:num w:numId="1" w16cid:durableId="1459295233">
     <w:abstractNumId w:val="3"/>
   </w:num>
-  <w:num w:numId="2">
+  <w:num w:numId="2" w16cid:durableId="1213037236">
     <w:abstractNumId w:val="8"/>
   </w:num>
-  <w:num w:numId="3">
+  <w:num w:numId="3" w16cid:durableId="1314873549">
     <w:abstractNumId w:val="12"/>
   </w:num>
-  <w:num w:numId="4">
+  <w:num w:numId="4" w16cid:durableId="1750073612">
     <w:abstractNumId w:val="28"/>
   </w:num>
-  <w:num w:numId="5">
+  <w:num w:numId="5" w16cid:durableId="45564538">
     <w:abstractNumId w:val="30"/>
   </w:num>
-  <w:num w:numId="6">
+  <w:num w:numId="6" w16cid:durableId="137647466">
     <w:abstractNumId w:val="4"/>
   </w:num>
-  <w:num w:numId="7">
+  <w:num w:numId="7" w16cid:durableId="994527093">
     <w:abstractNumId w:val="11"/>
   </w:num>
-  <w:num w:numId="8">
+  <w:num w:numId="8" w16cid:durableId="1640527829">
     <w:abstractNumId w:val="19"/>
   </w:num>
-  <w:num w:numId="9">
+  <w:num w:numId="9" w16cid:durableId="701901079">
     <w:abstractNumId w:val="15"/>
   </w:num>
-  <w:num w:numId="10">
+  <w:num w:numId="10" w16cid:durableId="1218053938">
     <w:abstractNumId w:val="9"/>
   </w:num>
-  <w:num w:numId="11">
+  <w:num w:numId="11" w16cid:durableId="2039892660">
     <w:abstractNumId w:val="24"/>
   </w:num>
-  <w:num w:numId="12">
+  <w:num w:numId="12" w16cid:durableId="1475370534">
     <w:abstractNumId w:val="35"/>
   </w:num>
-  <w:num w:numId="13">
+  <w:num w:numId="13" w16cid:durableId="598028079">
     <w:abstractNumId w:val="29"/>
   </w:num>
-  <w:num w:numId="14">
+  <w:num w:numId="14" w16cid:durableId="1030186959">
     <w:abstractNumId w:val="1"/>
   </w:num>
-  <w:num w:numId="15">
+  <w:num w:numId="15" w16cid:durableId="264924652">
     <w:abstractNumId w:val="36"/>
   </w:num>
-  <w:num w:numId="16">
+  <w:num w:numId="16" w16cid:durableId="635572521">
     <w:abstractNumId w:val="21"/>
   </w:num>
-  <w:num w:numId="17">
+  <w:num w:numId="17" w16cid:durableId="185824867">
     <w:abstractNumId w:val="17"/>
   </w:num>
-  <w:num w:numId="18">
+  <w:num w:numId="18" w16cid:durableId="1786386412">
     <w:abstractNumId w:val="31"/>
   </w:num>
-  <w:num w:numId="19">
+  <w:num w:numId="19" w16cid:durableId="1653675994">
     <w:abstractNumId w:val="10"/>
   </w:num>
-  <w:num w:numId="20">
+  <w:num w:numId="20" w16cid:durableId="1486236896">
     <w:abstractNumId w:val="39"/>
   </w:num>
-  <w:num w:numId="21">
+  <w:num w:numId="21" w16cid:durableId="995844894">
     <w:abstractNumId w:val="34"/>
   </w:num>
-  <w:num w:numId="22">
+  <w:num w:numId="22" w16cid:durableId="1010990630">
     <w:abstractNumId w:val="13"/>
   </w:num>
-  <w:num w:numId="23">
+  <w:num w:numId="23" w16cid:durableId="113254479">
     <w:abstractNumId w:val="14"/>
   </w:num>
-  <w:num w:numId="24">
+  <w:num w:numId="24" w16cid:durableId="558594450">
     <w:abstractNumId w:val="5"/>
   </w:num>
-  <w:num w:numId="25">
+  <w:num w:numId="25" w16cid:durableId="1217158303">
     <w:abstractNumId w:val="16"/>
   </w:num>
-  <w:num w:numId="26">
+  <w:num w:numId="26" w16cid:durableId="1752656957">
     <w:abstractNumId w:val="20"/>
   </w:num>
-  <w:num w:numId="27">
+  <w:num w:numId="27" w16cid:durableId="1275097220">
     <w:abstractNumId w:val="23"/>
   </w:num>
-  <w:num w:numId="28">
+  <w:num w:numId="28" w16cid:durableId="1521552540">
     <w:abstractNumId w:val="0"/>
   </w:num>
-  <w:num w:numId="29">
+  <w:num w:numId="29" w16cid:durableId="541330949">
     <w:abstractNumId w:val="18"/>
   </w:num>
-  <w:num w:numId="30">
+  <w:num w:numId="30" w16cid:durableId="358088965">
     <w:abstractNumId w:val="22"/>
   </w:num>
-  <w:num w:numId="31">
+  <w:num w:numId="31" w16cid:durableId="1295717910">
     <w:abstractNumId w:val="2"/>
   </w:num>
-  <w:num w:numId="32">
+  <w:num w:numId="32" w16cid:durableId="1827555169">
     <w:abstractNumId w:val="7"/>
   </w:num>
-  <w:num w:numId="33">
+  <w:num w:numId="33" w16cid:durableId="1913275885">
     <w:abstractNumId w:val="32"/>
   </w:num>
-  <w:num w:numId="34">
+  <w:num w:numId="34" w16cid:durableId="1665552938">
     <w:abstractNumId w:val="38"/>
   </w:num>
-  <w:num w:numId="35">
+  <w:num w:numId="35" w16cid:durableId="1993362506">
     <w:abstractNumId w:val="6"/>
   </w:num>
-  <w:num w:numId="36">
+  <w:num w:numId="36" w16cid:durableId="1541212308">
     <w:abstractNumId w:val="25"/>
   </w:num>
-  <w:num w:numId="37">
+  <w:num w:numId="37" w16cid:durableId="1895922842">
     <w:abstractNumId w:val="37"/>
   </w:num>
-  <w:num w:numId="38">
+  <w:num w:numId="38" w16cid:durableId="427971727">
     <w:abstractNumId w:val="27"/>
   </w:num>
-  <w:num w:numId="39">
+  <w:num w:numId="39" w16cid:durableId="134494181">
     <w:abstractNumId w:val="26"/>
   </w:num>
-  <w:num w:numId="40">
+  <w:num w:numId="40" w16cid:durableId="1505706508">
     <w:abstractNumId w:val="33"/>
   </w:num>
   <w:numIdMacAtCleanup w:val="18"/>
@@ -7815,7 +7925,7 @@
 </file>
 
 <file path=word/styles.xml><?xml version="1.0" encoding="utf-8"?>
-<w:styles xmlns:mc="http://schemas.openxmlformats.org/markup-compatibility/2006" xmlns:r="http://schemas.openxmlformats.org/officeDocument/2006/relationships" xmlns:w="http://schemas.openxmlformats.org/wordprocessingml/2006/main" xmlns:w14="http://schemas.microsoft.com/office/word/2010/wordml" xmlns:w15="http://schemas.microsoft.com/office/word/2012/wordml" xmlns:w16cex="http://schemas.microsoft.com/office/word/2018/wordml/cex" xmlns:w16cid="http://schemas.microsoft.com/office/word/2016/wordml/cid" xmlns:w16="http://schemas.microsoft.com/office/word/2018/wordml" xmlns:w16sdtdh="http://schemas.microsoft.com/office/word/2020/wordml/sdtdatahash" xmlns:w16se="http://schemas.microsoft.com/office/word/2015/wordml/symex" mc:Ignorable="w14 w15 w16se w16cid w16 w16cex w16sdtdh">
+<w:styles xmlns:mc="http://schemas.openxmlformats.org/markup-compatibility/2006" xmlns:r="http://schemas.openxmlformats.org/officeDocument/2006/relationships" xmlns:w="http://schemas.openxmlformats.org/wordprocessingml/2006/main" xmlns:w14="http://schemas.microsoft.com/office/word/2010/wordml" xmlns:w15="http://schemas.microsoft.com/office/word/2012/wordml" xmlns:w16cex="http://schemas.microsoft.com/office/word/2018/wordml/cex" xmlns:w16cid="http://schemas.microsoft.com/office/word/2016/wordml/cid" xmlns:w16="http://schemas.microsoft.com/office/word/2018/wordml" xmlns:w16du="http://schemas.microsoft.com/office/word/2023/wordml/word16du" xmlns:w16sdtdh="http://schemas.microsoft.com/office/word/2020/wordml/sdtdatahash" xmlns:w16sdtfl="http://schemas.microsoft.com/office/word/2024/wordml/sdtformatlock" xmlns:w16se="http://schemas.microsoft.com/office/word/2015/wordml/symex" mc:Ignorable="w14 w15 w16se w16cid w16 w16cex w16sdtdh w16sdtfl w16du">
   <w:docDefaults>
     <w:rPrDefault>
       <w:rPr>
@@ -7937,6 +8047,7 @@
     <w:lsdException w:name="HTML Sample" w:semiHidden="1" w:unhideWhenUsed="1"/>
     <w:lsdException w:name="HTML Typewriter" w:semiHidden="1" w:unhideWhenUsed="1"/>
     <w:lsdException w:name="HTML Variable" w:semiHidden="1" w:unhideWhenUsed="1"/>
+    <w:lsdException w:name="Normal Table" w:semiHidden="1" w:unhideWhenUsed="1"/>
     <w:lsdException w:name="annotation subject" w:semiHidden="1" w:unhideWhenUsed="1"/>
     <w:lsdException w:name="No List" w:semiHidden="1" w:unhideWhenUsed="1"/>
     <w:lsdException w:name="Outline List 1" w:semiHidden="1" w:unhideWhenUsed="1"/>
@@ -7979,8 +8090,11 @@
     <w:lsdException w:name="Table Contemporary" w:semiHidden="1" w:unhideWhenUsed="1"/>
     <w:lsdException w:name="Table Elegant" w:semiHidden="1" w:unhideWhenUsed="1"/>
     <w:lsdException w:name="Table Professional" w:semiHidden="1" w:unhideWhenUsed="1"/>
+    <w:lsdException w:name="Table Subtle 1" w:semiHidden="1" w:unhideWhenUsed="1"/>
     <w:lsdException w:name="Table Subtle 2" w:semiHidden="1" w:unhideWhenUsed="1"/>
     <w:lsdException w:name="Table Web 1" w:semiHidden="1" w:unhideWhenUsed="1"/>
+    <w:lsdException w:name="Table Web 2" w:semiHidden="1" w:unhideWhenUsed="1"/>
+    <w:lsdException w:name="Table Web 3" w:semiHidden="1" w:unhideWhenUsed="1"/>
     <w:lsdException w:name="Balloon Text" w:semiHidden="1" w:unhideWhenUsed="1"/>
     <w:lsdException w:name="Table Grid" w:uiPriority="39"/>
     <w:lsdException w:name="Table Theme" w:semiHidden="1" w:unhideWhenUsed="1"/>
@@ -8277,7 +8391,6 @@
   <w:style w:type="character" w:default="1" w:styleId="Fuentedeprrafopredeter">
     <w:name w:val="Default Paragraph Font"/>
     <w:uiPriority w:val="1"/>
-    <w:semiHidden/>
     <w:unhideWhenUsed/>
   </w:style>
   <w:style w:type="table" w:default="1" w:styleId="Tablanormal">
@@ -9250,7 +9363,7 @@
       <w:spacing w:after="0" w:line="240" w:lineRule="auto"/>
     </w:pPr>
   </w:style>
-  <w:style w:type="character" w:styleId="Textoennegrita">
+  <w:style w:type="character" w:styleId="Fuerte">
     <w:name w:val="Strong"/>
     <w:basedOn w:val="Fuentedeprrafopredeter"/>
     <w:uiPriority w:val="22"/>
@@ -9526,16 +9639,6 @@
 </file>
 
 <file path=customXml/item1.xml><?xml version="1.0" encoding="utf-8"?>
-<b:Sources xmlns:b="http://schemas.openxmlformats.org/officeDocument/2006/bibliography" xmlns="http://schemas.openxmlformats.org/officeDocument/2006/bibliography" SelectedStyle="\APASixthEditionOfficeOnline.xsl" StyleName="APA" Version="6"/>
-</file>
-
-<file path=customXml/item2.xml><?xml version="1.0" encoding="utf-8"?>
-<p:properties xmlns:p="http://schemas.microsoft.com/office/2006/metadata/properties" xmlns:xsi="http://www.w3.org/2001/XMLSchema-instance" xmlns:pc="http://schemas.microsoft.com/office/infopath/2007/PartnerControls">
-  <documentManagement/>
-</p:properties>
-</file>
-
-<file path=customXml/item3.xml><?xml version="1.0" encoding="utf-8"?>
 <ct:contentTypeSchema xmlns:ct="http://schemas.microsoft.com/office/2006/metadata/contentType" xmlns:ma="http://schemas.microsoft.com/office/2006/metadata/properties/metaAttributes" ct:_="" ma:_="" ma:contentTypeName="Documento" ma:contentTypeID="0x010100E96778489EE7714D8BD12CC105EB918B" ma:contentTypeVersion="2" ma:contentTypeDescription="Crear nuevo documento." ma:contentTypeScope="" ma:versionID="416c5c7ae9b5d54d83875cd3c65194e3">
   <xsd:schema xmlns:xsd="http://www.w3.org/2001/XMLSchema" xmlns:xs="http://www.w3.org/2001/XMLSchema" xmlns:p="http://schemas.microsoft.com/office/2006/metadata/properties" xmlns:ns2="126e8a1c-9ea9-435a-ac89-d06c80d62e30" targetNamespace="http://schemas.microsoft.com/office/2006/metadata/properties" ma:root="true" ma:fieldsID="70a237c842677bd850644f8595079f5e" ns2:_="">
     <xsd:import namespace="126e8a1c-9ea9-435a-ac89-d06c80d62e30"/>
@@ -9667,7 +9770,7 @@
 </ct:contentTypeSchema>
 </file>
 
-<file path=customXml/item4.xml><?xml version="1.0" encoding="utf-8"?>
+<file path=customXml/item2.xml><?xml version="1.0" encoding="utf-8"?>
 <?mso-contentType ?>
 <FormTemplates xmlns="http://schemas.microsoft.com/sharepoint/v3/contenttype/forms">
   <Display>DocumentLibraryForm</Display>
@@ -9676,24 +9779,17 @@
 </FormTemplates>
 </file>
 
-<file path=customXml/itemProps1.xml><?xml version="1.0" encoding="utf-8"?>
-<ds:datastoreItem xmlns:ds="http://schemas.openxmlformats.org/officeDocument/2006/customXml" ds:itemID="{38798A93-35BB-4E36-97F5-7254B21EAFCC}">
-  <ds:schemaRefs>
-    <ds:schemaRef ds:uri="http://schemas.openxmlformats.org/officeDocument/2006/bibliography"/>
-  </ds:schemaRefs>
-</ds:datastoreItem>
+<file path=customXml/item3.xml><?xml version="1.0" encoding="utf-8"?>
+<b:Sources xmlns:b="http://schemas.openxmlformats.org/officeDocument/2006/bibliography" xmlns="http://schemas.openxmlformats.org/officeDocument/2006/bibliography" SelectedStyle="\APASixthEditionOfficeOnline.xsl" StyleName="APA" Version="6"/>
 </file>
 
-<file path=customXml/itemProps2.xml><?xml version="1.0" encoding="utf-8"?>
-<ds:datastoreItem xmlns:ds="http://schemas.openxmlformats.org/officeDocument/2006/customXml" ds:itemID="{5F1783E3-BA1C-4CA3-8E32-C9B378BBED03}">
-  <ds:schemaRefs>
-    <ds:schemaRef ds:uri="http://schemas.microsoft.com/office/2006/metadata/properties"/>
-    <ds:schemaRef ds:uri="http://schemas.microsoft.com/office/infopath/2007/PartnerControls"/>
-  </ds:schemaRefs>
-</ds:datastoreItem>
+<file path=customXml/item4.xml><?xml version="1.0" encoding="utf-8"?>
+<p:properties xmlns:p="http://schemas.microsoft.com/office/2006/metadata/properties" xmlns:xsi="http://www.w3.org/2001/XMLSchema-instance" xmlns:pc="http://schemas.microsoft.com/office/infopath/2007/PartnerControls">
+  <documentManagement/>
+</p:properties>
 </file>
 
-<file path=customXml/itemProps3.xml><?xml version="1.0" encoding="utf-8"?>
+<file path=customXml/itemProps1.xml><?xml version="1.0" encoding="utf-8"?>
 <ds:datastoreItem xmlns:ds="http://schemas.openxmlformats.org/officeDocument/2006/customXml" ds:itemID="{90673534-9590-47F8-B0D6-46AB217CB3AD}">
   <ds:schemaRefs>
     <ds:schemaRef ds:uri="http://schemas.microsoft.com/office/2006/metadata/contentType"/>
@@ -9711,10 +9807,27 @@
 </ds:datastoreItem>
 </file>
 
-<file path=customXml/itemProps4.xml><?xml version="1.0" encoding="utf-8"?>
+<file path=customXml/itemProps2.xml><?xml version="1.0" encoding="utf-8"?>
 <ds:datastoreItem xmlns:ds="http://schemas.openxmlformats.org/officeDocument/2006/customXml" ds:itemID="{DABAA964-10BA-4DBC-ABF2-CDEAC0FAF7AA}">
   <ds:schemaRefs>
     <ds:schemaRef ds:uri="http://schemas.microsoft.com/sharepoint/v3/contenttype/forms"/>
   </ds:schemaRefs>
 </ds:datastoreItem>
+</file>
+
+<file path=customXml/itemProps3.xml><?xml version="1.0" encoding="utf-8"?>
+<ds:datastoreItem xmlns:ds="http://schemas.openxmlformats.org/officeDocument/2006/customXml" ds:itemID="{38798A93-35BB-4E36-97F5-7254B21EAFCC}">
+  <ds:schemaRefs>
+    <ds:schemaRef ds:uri="http://schemas.openxmlformats.org/officeDocument/2006/bibliography"/>
+  </ds:schemaRefs>
+</ds:datastoreItem>
+</file>
+
+<file path=customXml/itemProps4.xml><?xml version="1.0" encoding="utf-8"?>
+<ds:datastoreItem xmlns:ds="http://schemas.openxmlformats.org/officeDocument/2006/customXml" ds:itemID="{5F1783E3-BA1C-4CA3-8E32-C9B378BBED03}">
+  <ds:schemaRefs>
+    <ds:schemaRef ds:uri="http://schemas.microsoft.com/office/2006/metadata/properties"/>
+    <ds:schemaRef ds:uri="http://schemas.microsoft.com/office/infopath/2007/PartnerControls"/>
+  </ds:schemaRefs>
+</ds:datastoreItem>
 </file>